--- a/ky/wisdom-stories/dervishs-clothes.docx
+++ b/ky/wisdom-stories/dervishs-clothes.docx
@@ -93,7 +93,7 @@
           <w:sz w:val="22"/>
           <w:lang w:val="ky-KG"/>
         </w:rPr>
-        <w:t>— Дайыма ички дүйнөмдү оңдоо менен алек болгондуктан, сырткы көрүнүшүмдү түзөөгө убактым жетпейт.</w:t>
+        <w:t>— Дайыма ички дүйнөмдү кооздоо менен алек болгондуктан, сырткы көрүнүшүмдү түзөөгө убактым жетпейт.</w:t>
       </w:r>
     </w:p>
     <w:p>
@@ -117,7 +117,7 @@
           <w:sz w:val="22"/>
           <w:lang w:val="ky-KG"/>
         </w:rPr>
-        <w:t xml:space="preserve">Сабак: </w:t>
+        <w:t>Сабак: Ички дүйнөсүн кооздогон адам сырткы кемчиликти өлчөм кылбайт. Адамды кооз кылган кийими эмес, жүрөгүнүн тазалыгы жана рухунун жарыгы.</w:t>
       </w:r>
       <w:r>
         <w:rPr>
@@ -126,7 +126,6 @@
           <w:sz w:val="22"/>
           <w:lang w:val="ky-KG"/>
         </w:rPr>
-        <w:t>Адамдын көркү кийиминде эле эмес, пейилинде. Ички дүйнөсү таза адамдын жүзүнөн да жарык көрүнөт.</w:t>
       </w:r>
     </w:p>
     <w:p>
@@ -146,7 +145,7 @@
           <w:sz w:val="18"/>
           <w:lang w:val="ky-KG"/>
         </w:rPr>
-        <w:t>Окуя ачык интернет булактарынан алынды.</w:t>
+        <w:t>Аңгемелер ачык интернет булактарынан алынган, иллюстрациялар болсо ЖИ менен түзүлгөн.</w:t>
       </w:r>
     </w:p>
     <w:sectPr>
